--- a/西笑院HP作業ログ_完全版.docx
+++ b/西笑院HP作業ログ_完全版.docx
@@ -1352,6 +1352,92 @@
         <w:t>・LINE・電話CTAボタン</w:t>
       </w:r>
     </w:p>
+    <w:p>
+      <w:r>
+        <w:t>────────────────────────────────────────</w:t>
+      </w:r>
+    </w:p>
+    <w:p>
+      <w:r>
+        <w:rPr>
+          <w:b/>
+          <w:sz w:val="22"/>
+        </w:rPr>
+        <w:t>【第6回作業セッション：2026-05-25（続き）】</w:t>
+      </w:r>
+    </w:p>
+    <w:p>
+      <w:r>
+        <w:rPr>
+          <w:b/>
+          <w:sz w:val="22"/>
+        </w:rPr>
+        <w:t>㉖ アクセス：カーナビ注意書き追加</w:t>
+      </w:r>
+    </w:p>
+    <w:p>
+      <w:pPr>
+        <w:ind w:left="360"/>
+      </w:pPr>
+      <w:r>
+        <w:t>※カーナビご利用の場合、裏手に案内されることがあります。Googleマップでの検索をお勧めします。</w:t>
+      </w:r>
+    </w:p>
+    <w:p>
+      <w:r>
+        <w:rPr>
+          <w:b/>
+          <w:sz w:val="22"/>
+        </w:rPr>
+        <w:t>㉗ 駐車場台数・名称を正式名称に更新</w:t>
+      </w:r>
+    </w:p>
+    <w:p>
+      <w:pPr>
+        <w:ind w:left="360"/>
+      </w:pPr>
+      <w:r>
+        <w:t>東第一駐車場（最大16台）・西第二駐車場（最大7台）に更新</w:t>
+      </w:r>
+    </w:p>
+    <w:p>
+      <w:r>
+        <w:rPr>
+          <w:b/>
+          <w:sz w:val="22"/>
+        </w:rPr>
+        <w:t>㉘ アクセス：駐車場写真をIMG_4228に差し替え</w:t>
+      </w:r>
+    </w:p>
+    <w:p>
+      <w:pPr>
+        <w:ind w:left="360"/>
+      </w:pPr>
+      <w:r>
+        <w:t>旧：IMG_4212.jpeg → 新：IMG_4228.jpeg（東第一駐車場の砂利広場の写真）</w:t>
+      </w:r>
+    </w:p>
+    <w:p>
+      <w:r>
+        <w:rPr>
+          <w:b/>
+          <w:sz w:val="22"/>
+        </w:rPr>
+        <w:t>㉙ 駐車場案内図（parking_map.png）作成・サイト未掲載</w:t>
+      </w:r>
+    </w:p>
+    <w:p>
+      <w:pPr>
+        <w:ind w:left="360"/>
+      </w:pPr>
+      <w:r>
+        <w:t>Python（Pillow）でCAD風の駐車場案内図を作成。</w:t>
+        <w:br/>
+        <w:t>本堂・庫裡・墓地・参道・山門・P1東第一（16台）・P2西第二（7台）・凡例・北矢印を記載。</w:t>
+        <w:br/>
+        <w:t>現状サイト未掲載 → 掲載場所を確認後に組み込み予定。</w:t>
+      </w:r>
+    </w:p>
     <w:sectPr>
       <w:pgSz w:w="12240" w:h="15840"/>
       <w:pgMar w:top="1440" w:right="1800" w:bottom="1440" w:left="1800" w:header="720" w:footer="720" w:gutter="0"/>

--- a/西笑院HP作業ログ_完全版.docx
+++ b/西笑院HP作業ログ_完全版.docx
@@ -1438,6 +1438,83 @@
         <w:t>現状サイト未掲載 → 掲載場所を確認後に組み込み予定。</w:t>
       </w:r>
     </w:p>
+    <w:p>
+      <w:r>
+        <w:t>────────────────────────────────────────</w:t>
+      </w:r>
+    </w:p>
+    <w:p>
+      <w:r>
+        <w:rPr>
+          <w:b/>
+          <w:sz w:val="22"/>
+        </w:rPr>
+        <w:t>【第7回作業セッション：2026-05-26】</w:t>
+      </w:r>
+    </w:p>
+    <w:p>
+      <w:r>
+        <w:rPr>
+          <w:b/>
+          <w:sz w:val="22"/>
+        </w:rPr>
+        <w:t>㉚ ギャラリー：赤門キャプションに伊勢湾台風エピソード追加</w:t>
+      </w:r>
+    </w:p>
+    <w:p>
+      <w:pPr>
+        <w:ind w:left="360"/>
+      </w:pPr>
+      <w:r>
+        <w:t>「赤門」写真のみにエピソード追記。「同じ時を刻む赤門と松」はタイトルのみ。</w:t>
+      </w:r>
+    </w:p>
+    <w:p>
+      <w:r>
+        <w:rPr>
+          <w:b/>
+          <w:sz w:val="22"/>
+        </w:rPr>
+        <w:t>㉛ SEO：検索タイトル変更</w:t>
+      </w:r>
+    </w:p>
+    <w:p>
+      <w:pPr>
+        <w:ind w:left="360"/>
+      </w:pPr>
+      <w:r>
+        <w:t>旧：【公式】八王子 西笑院｜創建620年を越える禅寺</w:t>
+        <w:br/>
+        <w:t>新：【公式】西笑院｜創建620年を越える八王子の禅寺</w:t>
+      </w:r>
+    </w:p>
+    <w:p>
+      <w:r>
+        <w:rPr>
+          <w:b/>
+          <w:sz w:val="22"/>
+        </w:rPr>
+        <w:t>㉜ ヒーロー：庭園追加→失敗→削除</w:t>
+      </w:r>
+    </w:p>
+    <w:p>
+      <w:pPr>
+        <w:ind w:left="360"/>
+      </w:pPr>
+      <w:r>
+        <w:t>・IMG_0469をヒーローに追加試みるも表示されず</w:t>
+        <w:br/>
+        <w:t>・原因①：日本語フォルダパスがCSS背景で機能しない→garden.jpegとしてルートにコピー</w:t>
+        <w:br/>
+        <w:t>・原因②：元ファイルがMPO形式→JPEG変換して対応</w:t>
+        <w:br/>
+        <w:t>・IMG_0466に差し替えても表示されず（原因不明）</w:t>
+        <w:br/>
+        <w:t>・結果：元の4枚（富士山・瓦屋根・本堂・石碑）に戻した</w:t>
+        <w:br/>
+        <w:t>・garden.jpegはルートに残存（未使用）</w:t>
+      </w:r>
+    </w:p>
     <w:sectPr>
       <w:pgSz w:w="12240" w:h="15840"/>
       <w:pgMar w:top="1440" w:right="1800" w:bottom="1440" w:left="1800" w:header="720" w:footer="720" w:gutter="0"/>
